--- a/benchmarks/datasets/seed-cases-v1/_source/task02/task02_case3.docx
+++ b/benchmarks/datasets/seed-cases-v1/_source/task02/task02_case3.docx
@@ -59,7 +59,7 @@
           <w:sz w:val="22"/>
           <w:szCs w:val="22"/>
         </w:rPr>
-        <w:t xml:space="preserve">公司全称：XX网络科技有限公司；统一社会信用代码：91110XXXXXXXXXX；法定代表人：王某；所属行业：互联网信息服务。</w:t>
+        <w:t>公司全称：云帆网络科技有限公司；统一社会信用代码：91110XXXXXXXXXX；法定代表人：王某；所属行业：互联网信息服务。</w:t>
       </w:r>
     </w:p>
     <w:p>
@@ -227,7 +227,7 @@
           <w:sz w:val="22"/>
           <w:szCs w:val="22"/>
         </w:rPr>
-        <w:t xml:space="preserve">基本情况：XX Face Recognition Inc.（美国），人脸识别技术服务商。处理目的：提供人脸比对API服务。安全能力：通过SOC 2 Type II认证，数据比对后即删除不留存。</w:t>
+        <w:t>基本情况：Yunfan Face Recognition Inc.（美国），人脸识别技术服务商。处理目的：提供人脸比对API服务。安全能力：通过SOC 2 Type II认证，数据比对后即删除不留存。</w:t>
       </w:r>
     </w:p>
     <w:p>
@@ -425,7 +425,7 @@
           <w:sz w:val="22"/>
           <w:szCs w:val="22"/>
         </w:rPr>
-        <w:t xml:space="preserve">（一）数据处理者基本情况：XX网络科技有限公司，互联网信息服务行业，非CIIO。累计向境外提供敏感个人信息（人脸特征向量）约1.2万人，超过1万门槛。</w:t>
+        <w:t>（一）数据处理者基本情况：云帆网络科技有限公司，互联网信息服务行业，非CIIO。累计向境外提供敏感个人信息（人脸特征向量）约1.2万人，超过1万门槛。</w:t>
       </w:r>
     </w:p>
     <w:p>
@@ -477,7 +477,7 @@
           <w:sz w:val="22"/>
           <w:szCs w:val="22"/>
         </w:rPr>
-        <w:t xml:space="preserve">（五）境外接收方情况：XX Face Recognition Inc.（美国），通过SOC 2 Type II认证，承诺数据比对后即删除不留存。</w:t>
+        <w:t>（五）境外接收方情况：Yunfan Face Recognition Inc.（美国），通过SOC 2 Type II认证，承诺数据比对后即删除不留存。</w:t>
       </w:r>
     </w:p>
     <w:p>
